--- a/Video Game Design - year/Unit 8 - Capstone Project/Daily Lesson Plans/Word/Day 20.docx
+++ b/Video Game Design - year/Unit 8 - Capstone Project/Daily Lesson Plans/Word/Day 20.docx
@@ -50,16 +50,19 @@
               </w:rPr>
               <w:t xml:space="preserve">Video Game Design — Full Year</w:t>
             </w:r>
-          </w:p>
-          <w:p>
-            <w:pPr>
-              <w:spacing w:before="40"/>
-              <w:jc w:val="center"/>
-            </w:pPr>
-            <w:r>
-              <w:rPr>
-                <w:rFonts w:ascii="Arial" w:cs="Arial" w:eastAsia="Arial" w:hAnsi="Arial"/>
-                <w:color w:val="D1C4E9"/>
+            <w:r>
+              <w:rPr>
+                <w:rFonts w:ascii="Arial" w:cs="Arial" w:eastAsia="Arial" w:hAnsi="Arial"/>
+                <w:sz w:val="16"/>
+                <w:szCs w:val="16"/>
+              </w:rPr>
+              <w:br/>
+              <w:t xml:space="preserve"/>
+            </w:r>
+            <w:r>
+              <w:rPr>
+                <w:rFonts w:ascii="Arial" w:cs="Arial" w:eastAsia="Arial" w:hAnsi="Arial"/>
+                <w:color w:val="CE93D8"/>
                 <w:sz w:val="16"/>
                 <w:szCs w:val="16"/>
               </w:rPr>
@@ -83,7 +86,7 @@
           <w:rFonts w:ascii="Arial" w:cs="Arial" w:eastAsia="Arial" w:hAnsi="Arial"/>
           <w:b/>
           <w:bCs/>
-          <w:color w:val="311B56"/>
+          <w:color w:val="5B2D8E"/>
           <w:sz w:val="32"/>
           <w:szCs w:val="32"/>
         </w:rPr>
@@ -200,9 +203,9 @@
               <w:right w:val="single" w:color="CCCCCC" w:sz="1"/>
             </w:tcBorders>
             <w:tcMar>
-              <w:top w:type="dxa" w:w="60"/>
+              <w:top w:type="dxa" w:w="80"/>
               <w:left w:type="dxa" w:w="120"/>
-              <w:bottom w:type="dxa" w:w="60"/>
+              <w:bottom w:type="dxa" w:w="80"/>
               <w:right w:type="dxa" w:w="120"/>
             </w:tcMar>
           </w:tcPr>
@@ -229,20 +232,147 @@
               <w:right w:val="single" w:color="CCCCCC" w:sz="1"/>
             </w:tcBorders>
             <w:tcMar>
-              <w:top w:type="dxa" w:w="60"/>
+              <w:top w:type="dxa" w:w="80"/>
               <w:left w:type="dxa" w:w="120"/>
-              <w:bottom w:type="dxa" w:w="60"/>
+              <w:bottom w:type="dxa" w:w="80"/>
               <w:right w:type="dxa" w:w="120"/>
             </w:tcMar>
           </w:tcPr>
           <w:p>
-            <w:r>
-              <w:rPr>
-                <w:rFonts w:ascii="Arial" w:cs="Arial" w:eastAsia="Arial" w:hAnsi="Arial"/>
-                <w:sz w:val="20"/>
-                <w:szCs w:val="20"/>
+            <w:pPr>
+              <w:spacing w:after="80" w:before="80"/>
+            </w:pPr>
+            <w:r>
+              <w:rPr>
+                <w:rFonts w:ascii="Arial" w:cs="Arial" w:eastAsia="Arial" w:hAnsi="Arial"/>
+                <w:b/>
+                <w:bCs/>
+                <w:i w:val="false"/>
+                <w:iCs w:val="false"/>
+                <w:color w:val="000000"/>
+                <w:sz w:val="22"/>
+                <w:szCs w:val="22"/>
               </w:rPr>
               <w:t xml:space="preserve">Bell Ringer / Review</w:t>
+            </w:r>
+            <w:r>
+              <w:rPr>
+                <w:rFonts w:ascii="Arial" w:cs="Arial" w:eastAsia="Arial" w:hAnsi="Arial"/>
+                <w:sz w:val="20"/>
+                <w:szCs w:val="20"/>
+              </w:rPr>
+              <w:br/>
+              <w:t xml:space="preserve"/>
+            </w:r>
+            <w:r>
+              <w:rPr>
+                <w:rFonts w:ascii="Arial" w:cs="Arial" w:eastAsia="Arial" w:hAnsi="Arial"/>
+                <w:sz w:val="20"/>
+                <w:szCs w:val="20"/>
+              </w:rPr>
+              <w:br/>
+              <w:t xml:space="preserve"/>
+            </w:r>
+            <w:r>
+              <w:rPr>
+                <w:rFonts w:ascii="Arial" w:cs="Arial" w:eastAsia="Arial" w:hAnsi="Arial"/>
+                <w:b/>
+                <w:bCs/>
+                <w:i w:val="false"/>
+                <w:iCs w:val="false"/>
+                <w:color w:val="000000"/>
+                <w:sz w:val="20"/>
+                <w:szCs w:val="20"/>
+              </w:rPr>
+              <w:t xml:space="preserve">Quick Write </w:t>
+            </w:r>
+            <w:r>
+              <w:rPr>
+                <w:rFonts w:ascii="Arial" w:cs="Arial" w:eastAsia="Arial" w:hAnsi="Arial"/>
+                <w:b w:val="false"/>
+                <w:bCs w:val="false"/>
+                <w:i w:val="false"/>
+                <w:iCs w:val="false"/>
+                <w:color w:val="000000"/>
+                <w:sz w:val="20"/>
+                <w:szCs w:val="20"/>
+              </w:rPr>
+              <w:t xml:space="preserve">(3 min — written or verbal):</w:t>
+            </w:r>
+            <w:r>
+              <w:rPr>
+                <w:rFonts w:ascii="Arial" w:cs="Arial" w:eastAsia="Arial" w:hAnsi="Arial"/>
+                <w:sz w:val="20"/>
+                <w:szCs w:val="20"/>
+              </w:rPr>
+              <w:br/>
+              <w:t xml:space="preserve"/>
+            </w:r>
+            <w:r>
+              <w:rPr>
+                <w:rFonts w:ascii="Arial" w:cs="Arial" w:eastAsia="Arial" w:hAnsi="Arial"/>
+                <w:b w:val="false"/>
+                <w:bCs w:val="false"/>
+                <w:i w:val="false"/>
+                <w:iCs w:val="false"/>
+                <w:color w:val="000000"/>
+                <w:sz w:val="20"/>
+                <w:szCs w:val="20"/>
+              </w:rPr>
+              <w:t xml:space="preserve">    What do you remember from last class?</w:t>
+            </w:r>
+            <w:r>
+              <w:rPr>
+                <w:rFonts w:ascii="Arial" w:cs="Arial" w:eastAsia="Arial" w:hAnsi="Arial"/>
+                <w:sz w:val="20"/>
+                <w:szCs w:val="20"/>
+              </w:rPr>
+              <w:br/>
+              <w:t xml:space="preserve"/>
+            </w:r>
+            <w:r>
+              <w:rPr>
+                <w:rFonts w:ascii="Arial" w:cs="Arial" w:eastAsia="Arial" w:hAnsi="Arial"/>
+                <w:sz w:val="20"/>
+                <w:szCs w:val="20"/>
+              </w:rPr>
+              <w:br/>
+              <w:t xml:space="preserve"/>
+            </w:r>
+            <w:r>
+              <w:rPr>
+                <w:rFonts w:ascii="Arial" w:cs="Arial" w:eastAsia="Arial" w:hAnsi="Arial"/>
+                <w:b w:val="false"/>
+                <w:bCs w:val="false"/>
+                <w:i/>
+                <w:iCs/>
+                <w:color w:val="444444"/>
+                <w:sz w:val="20"/>
+                <w:szCs w:val="20"/>
+              </w:rPr>
+              <w:t xml:space="preserve">What do you think today's topic "Documentation — Comments, README &amp; Known Bugs" is about?</w:t>
+            </w:r>
+            <w:r>
+              <w:rPr>
+                <w:rFonts w:ascii="Arial" w:cs="Arial" w:eastAsia="Arial" w:hAnsi="Arial"/>
+                <w:sz w:val="20"/>
+                <w:szCs w:val="20"/>
+              </w:rPr>
+              <w:br/>
+              <w:t xml:space="preserve"/>
+            </w:r>
+            <w:r>
+              <w:rPr>
+                <w:rFonts w:ascii="Arial" w:cs="Arial" w:eastAsia="Arial" w:hAnsi="Arial"/>
+                <w:b w:val="false"/>
+                <w:bCs w:val="false"/>
+                <w:i/>
+                <w:iCs/>
+                <w:color w:val="555555"/>
+                <w:sz w:val="20"/>
+                <w:szCs w:val="20"/>
+              </w:rPr>
+              <w:t xml:space="preserve">→ Pair-share your response, then 2–3 students share with the class.</w:t>
             </w:r>
           </w:p>
         </w:tc>
@@ -258,9 +388,9 @@
               <w:right w:val="single" w:color="CCCCCC" w:sz="1"/>
             </w:tcBorders>
             <w:tcMar>
-              <w:top w:type="dxa" w:w="60"/>
+              <w:top w:type="dxa" w:w="80"/>
               <w:left w:type="dxa" w:w="120"/>
-              <w:bottom w:type="dxa" w:w="60"/>
+              <w:bottom w:type="dxa" w:w="80"/>
               <w:right w:type="dxa" w:w="120"/>
             </w:tcMar>
           </w:tcPr>
@@ -287,20 +417,120 @@
               <w:right w:val="single" w:color="CCCCCC" w:sz="1"/>
             </w:tcBorders>
             <w:tcMar>
-              <w:top w:type="dxa" w:w="60"/>
+              <w:top w:type="dxa" w:w="80"/>
               <w:left w:type="dxa" w:w="120"/>
-              <w:bottom w:type="dxa" w:w="60"/>
+              <w:bottom w:type="dxa" w:w="80"/>
               <w:right w:type="dxa" w:w="120"/>
             </w:tcMar>
           </w:tcPr>
           <w:p>
-            <w:r>
-              <w:rPr>
-                <w:rFonts w:ascii="Arial" w:cs="Arial" w:eastAsia="Arial" w:hAnsi="Arial"/>
-                <w:sz w:val="20"/>
-                <w:szCs w:val="20"/>
-              </w:rPr>
-              <w:t xml:space="preserve">Mini Lesson: Documentation — Comments, README &amp; Known Bugs</w:t>
+            <w:pPr>
+              <w:spacing w:after="80" w:before="80"/>
+            </w:pPr>
+            <w:r>
+              <w:rPr>
+                <w:rFonts w:ascii="Arial" w:cs="Arial" w:eastAsia="Arial" w:hAnsi="Arial"/>
+                <w:b/>
+                <w:bCs/>
+                <w:i w:val="false"/>
+                <w:iCs w:val="false"/>
+                <w:color w:val="000000"/>
+                <w:sz w:val="22"/>
+                <w:szCs w:val="22"/>
+              </w:rPr>
+              <w:t xml:space="preserve">Mini Lesson: </w:t>
+            </w:r>
+            <w:r>
+              <w:rPr>
+                <w:rFonts w:ascii="Arial" w:cs="Arial" w:eastAsia="Arial" w:hAnsi="Arial"/>
+                <w:b w:val="false"/>
+                <w:bCs w:val="false"/>
+                <w:i w:val="false"/>
+                <w:iCs w:val="false"/>
+                <w:color w:val="000000"/>
+                <w:sz w:val="22"/>
+                <w:szCs w:val="22"/>
+              </w:rPr>
+              <w:t xml:space="preserve">Documentation — Comments, README &amp; Known Bugs</w:t>
+            </w:r>
+            <w:r>
+              <w:rPr>
+                <w:rFonts w:ascii="Arial" w:cs="Arial" w:eastAsia="Arial" w:hAnsi="Arial"/>
+                <w:sz w:val="20"/>
+                <w:szCs w:val="20"/>
+              </w:rPr>
+              <w:br/>
+              <w:t xml:space="preserve"/>
+            </w:r>
+            <w:r>
+              <w:rPr>
+                <w:rFonts w:ascii="Arial" w:cs="Arial" w:eastAsia="Arial" w:hAnsi="Arial"/>
+                <w:sz w:val="20"/>
+                <w:szCs w:val="20"/>
+              </w:rPr>
+              <w:br/>
+              <w:t xml:space="preserve"/>
+            </w:r>
+            <w:r>
+              <w:rPr>
+                <w:rFonts w:ascii="Arial" w:cs="Arial" w:eastAsia="Arial" w:hAnsi="Arial"/>
+                <w:b/>
+                <w:bCs/>
+                <w:i/>
+                <w:iCs/>
+                <w:color w:val="555555"/>
+                <w:sz w:val="20"/>
+                <w:szCs w:val="20"/>
+              </w:rPr>
+              <w:t xml:space="preserve">→ Live Demo — </w:t>
+            </w:r>
+            <w:r>
+              <w:rPr>
+                <w:rFonts w:ascii="Arial" w:cs="Arial" w:eastAsia="Arial" w:hAnsi="Arial"/>
+                <w:b w:val="false"/>
+                <w:bCs w:val="false"/>
+                <w:i/>
+                <w:iCs/>
+                <w:color w:val="555555"/>
+                <w:sz w:val="20"/>
+                <w:szCs w:val="20"/>
+              </w:rPr>
+              <w:t xml:space="preserve">type examples as students follow along in their own editor.</w:t>
+            </w:r>
+            <w:r>
+              <w:rPr>
+                <w:rFonts w:ascii="Arial" w:cs="Arial" w:eastAsia="Arial" w:hAnsi="Arial"/>
+                <w:sz w:val="20"/>
+                <w:szCs w:val="20"/>
+              </w:rPr>
+              <w:br/>
+              <w:t xml:space="preserve"/>
+            </w:r>
+            <w:r>
+              <w:rPr>
+                <w:rFonts w:ascii="Arial" w:cs="Arial" w:eastAsia="Arial" w:hAnsi="Arial"/>
+                <w:b/>
+                <w:bCs/>
+                <w:i/>
+                <w:iCs/>
+                <w:color w:val="555555"/>
+                <w:sz w:val="20"/>
+                <w:szCs w:val="20"/>
+              </w:rPr>
+              <w:t xml:space="preserve">→ Check for Understanding: </w:t>
+            </w:r>
+            <w:r>
+              <w:rPr>
+                <w:rFonts w:ascii="Arial" w:cs="Arial" w:eastAsia="Arial" w:hAnsi="Arial"/>
+                <w:b w:val="false"/>
+                <w:bCs w:val="false"/>
+                <w:i/>
+                <w:iCs/>
+                <w:color w:val="555555"/>
+                <w:sz w:val="20"/>
+                <w:szCs w:val="20"/>
+              </w:rPr>
+              <w:t xml:space="preserve">pause and cold-call: “Can someone explain what we just did in their own words?”</w:t>
             </w:r>
           </w:p>
         </w:tc>
@@ -316,9 +546,9 @@
               <w:right w:val="single" w:color="CCCCCC" w:sz="1"/>
             </w:tcBorders>
             <w:tcMar>
-              <w:top w:type="dxa" w:w="60"/>
+              <w:top w:type="dxa" w:w="80"/>
               <w:left w:type="dxa" w:w="120"/>
-              <w:bottom w:type="dxa" w:w="60"/>
+              <w:bottom w:type="dxa" w:w="80"/>
               <w:right w:type="dxa" w:w="120"/>
             </w:tcMar>
           </w:tcPr>
@@ -331,7 +561,7 @@
                 <w:sz w:val="20"/>
                 <w:szCs w:val="20"/>
               </w:rPr>
-              <w:t xml:space="preserve">15-20 min</w:t>
+              <w:t xml:space="preserve">15–20 min</w:t>
             </w:r>
           </w:p>
         </w:tc>
@@ -345,20 +575,81 @@
               <w:right w:val="single" w:color="CCCCCC" w:sz="1"/>
             </w:tcBorders>
             <w:tcMar>
-              <w:top w:type="dxa" w:w="60"/>
+              <w:top w:type="dxa" w:w="80"/>
               <w:left w:type="dxa" w:w="120"/>
-              <w:bottom w:type="dxa" w:w="60"/>
+              <w:bottom w:type="dxa" w:w="80"/>
               <w:right w:type="dxa" w:w="120"/>
             </w:tcMar>
           </w:tcPr>
           <w:p>
-            <w:r>
-              <w:rPr>
-                <w:rFonts w:ascii="Arial" w:cs="Arial" w:eastAsia="Arial" w:hAnsi="Arial"/>
-                <w:sz w:val="20"/>
-                <w:szCs w:val="20"/>
-              </w:rPr>
-              <w:t xml:space="preserve">Independent Practice / Build Time</w:t>
+            <w:pPr>
+              <w:spacing w:after="80" w:before="80"/>
+            </w:pPr>
+            <w:r>
+              <w:rPr>
+                <w:rFonts w:ascii="Arial" w:cs="Arial" w:eastAsia="Arial" w:hAnsi="Arial"/>
+                <w:b/>
+                <w:bCs/>
+                <w:i w:val="false"/>
+                <w:iCs w:val="false"/>
+                <w:color w:val="000000"/>
+                <w:sz w:val="22"/>
+                <w:szCs w:val="22"/>
+              </w:rPr>
+              <w:t xml:space="preserve">Independent Practice / Code Along</w:t>
+            </w:r>
+            <w:r>
+              <w:rPr>
+                <w:rFonts w:ascii="Arial" w:cs="Arial" w:eastAsia="Arial" w:hAnsi="Arial"/>
+                <w:sz w:val="20"/>
+                <w:szCs w:val="20"/>
+              </w:rPr>
+              <w:br/>
+              <w:t xml:space="preserve"/>
+            </w:r>
+            <w:r>
+              <w:rPr>
+                <w:rFonts w:ascii="Arial" w:cs="Arial" w:eastAsia="Arial" w:hAnsi="Arial"/>
+                <w:b w:val="false"/>
+                <w:bCs w:val="false"/>
+                <w:i w:val="false"/>
+                <w:iCs w:val="false"/>
+                <w:color w:val="000000"/>
+                <w:sz w:val="20"/>
+                <w:szCs w:val="20"/>
+              </w:rPr>
+              <w:t xml:space="preserve">    Work through problems from the day's exercise set.</w:t>
+            </w:r>
+            <w:r>
+              <w:rPr>
+                <w:rFonts w:ascii="Arial" w:cs="Arial" w:eastAsia="Arial" w:hAnsi="Arial"/>
+                <w:sz w:val="20"/>
+                <w:szCs w:val="20"/>
+              </w:rPr>
+              <w:br/>
+              <w:t xml:space="preserve"/>
+            </w:r>
+            <w:r>
+              <w:rPr>
+                <w:rFonts w:ascii="Arial" w:cs="Arial" w:eastAsia="Arial" w:hAnsi="Arial"/>
+                <w:sz w:val="20"/>
+                <w:szCs w:val="20"/>
+              </w:rPr>
+              <w:br/>
+              <w:t xml:space="preserve"/>
+            </w:r>
+            <w:r>
+              <w:rPr>
+                <w:rFonts w:ascii="Arial" w:cs="Arial" w:eastAsia="Arial" w:hAnsi="Arial"/>
+                <w:b w:val="false"/>
+                <w:bCs w:val="false"/>
+                <w:i/>
+                <w:iCs/>
+                <w:color w:val="555555"/>
+                <w:sz w:val="20"/>
+                <w:szCs w:val="20"/>
+              </w:rPr>
+              <w:t xml:space="preserve">→ Teacher circulates — offer hints, check for understanding.</w:t>
             </w:r>
           </w:p>
         </w:tc>
@@ -374,9 +665,9 @@
               <w:right w:val="single" w:color="CCCCCC" w:sz="1"/>
             </w:tcBorders>
             <w:tcMar>
-              <w:top w:type="dxa" w:w="60"/>
+              <w:top w:type="dxa" w:w="80"/>
               <w:left w:type="dxa" w:w="120"/>
-              <w:bottom w:type="dxa" w:w="60"/>
+              <w:bottom w:type="dxa" w:w="80"/>
               <w:right w:type="dxa" w:w="120"/>
             </w:tcMar>
           </w:tcPr>
@@ -403,20 +694,90 @@
               <w:right w:val="single" w:color="CCCCCC" w:sz="1"/>
             </w:tcBorders>
             <w:tcMar>
-              <w:top w:type="dxa" w:w="60"/>
+              <w:top w:type="dxa" w:w="80"/>
               <w:left w:type="dxa" w:w="120"/>
-              <w:bottom w:type="dxa" w:w="60"/>
+              <w:bottom w:type="dxa" w:w="80"/>
               <w:right w:type="dxa" w:w="120"/>
             </w:tcMar>
           </w:tcPr>
           <w:p>
-            <w:r>
-              <w:rPr>
-                <w:rFonts w:ascii="Arial" w:cs="Arial" w:eastAsia="Arial" w:hAnsi="Arial"/>
-                <w:sz w:val="20"/>
-                <w:szCs w:val="20"/>
+            <w:pPr>
+              <w:spacing w:after="80" w:before="80"/>
+            </w:pPr>
+            <w:r>
+              <w:rPr>
+                <w:rFonts w:ascii="Arial" w:cs="Arial" w:eastAsia="Arial" w:hAnsi="Arial"/>
+                <w:b/>
+                <w:bCs/>
+                <w:i w:val="false"/>
+                <w:iCs w:val="false"/>
+                <w:color w:val="000000"/>
+                <w:sz w:val="22"/>
+                <w:szCs w:val="22"/>
               </w:rPr>
               <w:t xml:space="preserve">Exit Ticket / Wrap-Up</w:t>
+            </w:r>
+            <w:r>
+              <w:rPr>
+                <w:rFonts w:ascii="Arial" w:cs="Arial" w:eastAsia="Arial" w:hAnsi="Arial"/>
+                <w:sz w:val="20"/>
+                <w:szCs w:val="20"/>
+              </w:rPr>
+              <w:br/>
+              <w:t xml:space="preserve"/>
+            </w:r>
+            <w:r>
+              <w:rPr>
+                <w:rFonts w:ascii="Arial" w:cs="Arial" w:eastAsia="Arial" w:hAnsi="Arial"/>
+                <w:sz w:val="20"/>
+                <w:szCs w:val="20"/>
+              </w:rPr>
+              <w:br/>
+              <w:t xml:space="preserve"/>
+            </w:r>
+            <w:r>
+              <w:rPr>
+                <w:rFonts w:ascii="Arial" w:cs="Arial" w:eastAsia="Arial" w:hAnsi="Arial"/>
+                <w:b w:val="false"/>
+                <w:bCs w:val="false"/>
+                <w:i w:val="false"/>
+                <w:iCs w:val="false"/>
+                <w:color w:val="000000"/>
+                <w:sz w:val="20"/>
+                <w:szCs w:val="20"/>
+              </w:rPr>
+              <w:t xml:space="preserve">What is one key concept you learned today?</w:t>
+            </w:r>
+            <w:r>
+              <w:rPr>
+                <w:rFonts w:ascii="Arial" w:cs="Arial" w:eastAsia="Arial" w:hAnsi="Arial"/>
+                <w:sz w:val="20"/>
+                <w:szCs w:val="20"/>
+              </w:rPr>
+              <w:br/>
+              <w:t xml:space="preserve"/>
+            </w:r>
+            <w:r>
+              <w:rPr>
+                <w:rFonts w:ascii="Arial" w:cs="Arial" w:eastAsia="Arial" w:hAnsi="Arial"/>
+                <w:sz w:val="20"/>
+                <w:szCs w:val="20"/>
+              </w:rPr>
+              <w:br/>
+              <w:t xml:space="preserve"/>
+            </w:r>
+            <w:r>
+              <w:rPr>
+                <w:rFonts w:ascii="Arial" w:cs="Arial" w:eastAsia="Arial" w:hAnsi="Arial"/>
+                <w:b w:val="false"/>
+                <w:bCs w:val="false"/>
+                <w:i/>
+                <w:iCs/>
+                <w:color w:val="555555"/>
+                <w:sz w:val="20"/>
+                <w:szCs w:val="20"/>
+              </w:rPr>
+              <w:t xml:space="preserve">→ 3–2–1: Name 3 things learned, 2 new vocab words, 1 question you still have.</w:t>
             </w:r>
           </w:p>
         </w:tc>
@@ -502,7 +863,7 @@
                 <w:sz w:val="18"/>
                 <w:szCs w:val="18"/>
               </w:rPr>
-              <w:t xml:space="preserve">/// &lt;summary&gt;</w:t>
+              <w:t xml:space="preserve">/// </w:t>
             </w:r>
           </w:p>
           <w:p>
@@ -541,7 +902,7 @@
                 <w:sz w:val="18"/>
                 <w:szCs w:val="18"/>
               </w:rPr>
-              <w:t xml:space="preserve">/// &lt;/summary&gt;</w:t>
+              <w:t xml:space="preserve">/// </w:t>
             </w:r>
           </w:p>
           <w:p>
@@ -580,7 +941,7 @@
                 <w:sz w:val="18"/>
                 <w:szCs w:val="18"/>
               </w:rPr>
-              <w:t xml:space="preserve">    /// &lt;summary&gt;</w:t>
+              <w:t xml:space="preserve">    /// </w:t>
             </w:r>
           </w:p>
           <w:p>
@@ -606,7 +967,7 @@
                 <w:sz w:val="18"/>
                 <w:szCs w:val="18"/>
               </w:rPr>
-              <w:t xml:space="preserve">    /// &lt;/summary&gt;</w:t>
+              <w:t xml:space="preserve">    /// </w:t>
             </w:r>
           </w:p>
           <w:p>
@@ -645,7 +1006,7 @@
                 <w:sz w:val="18"/>
                 <w:szCs w:val="18"/>
               </w:rPr>
-              <w:t xml:space="preserve">    /// &lt;summary&gt;</w:t>
+              <w:t xml:space="preserve">    /// </w:t>
             </w:r>
           </w:p>
           <w:p>
@@ -684,7 +1045,7 @@
                 <w:sz w:val="18"/>
                 <w:szCs w:val="18"/>
               </w:rPr>
-              <w:t xml:space="preserve">    /// &lt;/summary&gt;</w:t>
+              <w:t xml:space="preserve">    /// </w:t>
             </w:r>
           </w:p>
           <w:p>
@@ -842,19 +1203,6 @@
                 <w:sz w:val="18"/>
                 <w:szCs w:val="18"/>
               </w:rPr>
-              <w:t xml:space="preserve"># [Game Title]</w:t>
-            </w:r>
-          </w:p>
-          <w:p>
-            <w:pPr>
-              <w:spacing w:after="20"/>
-            </w:pPr>
-            <w:r>
-              <w:rPr>
-                <w:rFonts w:ascii="Courier New" w:cs="Courier New" w:eastAsia="Courier New" w:hAnsi="Courier New"/>
-                <w:sz w:val="18"/>
-                <w:szCs w:val="18"/>
-              </w:rPr>
               <w:t xml:space="preserve">By: [Your Name]</w:t>
             </w:r>
           </w:p>
@@ -907,7 +1255,7 @@
                 <w:sz w:val="18"/>
                 <w:szCs w:val="18"/>
               </w:rPr>
-              <w:t xml:space="preserve">## Description</w:t>
+              <w:t xml:space="preserve"> </w:t>
             </w:r>
           </w:p>
           <w:p>
@@ -946,7 +1294,7 @@
                 <w:sz w:val="18"/>
                 <w:szCs w:val="18"/>
               </w:rPr>
-              <w:t xml:space="preserve">## How to Play</w:t>
+              <w:t xml:space="preserve"> </w:t>
             </w:r>
           </w:p>
           <w:p>
@@ -985,7 +1333,7 @@
                 <w:sz w:val="18"/>
                 <w:szCs w:val="18"/>
               </w:rPr>
-              <w:t xml:space="preserve">## Game Features</w:t>
+              <w:t xml:space="preserve"> </w:t>
             </w:r>
           </w:p>
           <w:p>
@@ -1050,7 +1398,7 @@
                 <w:sz w:val="18"/>
                 <w:szCs w:val="18"/>
               </w:rPr>
-              <w:t xml:space="preserve">## Known Bugs / Limitations</w:t>
+              <w:t xml:space="preserve"> </w:t>
             </w:r>
           </w:p>
           <w:p>
@@ -1115,7 +1463,7 @@
                 <w:sz w:val="18"/>
                 <w:szCs w:val="18"/>
               </w:rPr>
-              <w:t xml:space="preserve">## Credits</w:t>
+              <w:t xml:space="preserve"> </w:t>
             </w:r>
           </w:p>
           <w:p>

--- a/Video Game Design - year/Unit 8 - Capstone Project/Daily Lesson Plans/Word/Day 20.docx
+++ b/Video Game Design - year/Unit 8 - Capstone Project/Daily Lesson Plans/Word/Day 20.docx
@@ -319,7 +319,7 @@
                 <w:sz w:val="20"/>
                 <w:szCs w:val="20"/>
               </w:rPr>
-              <w:t xml:space="preserve">    What do you remember from last class?</w:t>
+              <w:t xml:space="preserve">    What do you already know about Documentation — Comments, README &amp; Known Bugs? Write down at least one thing.</w:t>
             </w:r>
             <w:r>
               <w:rPr>
@@ -350,7 +350,7 @@
                 <w:sz w:val="20"/>
                 <w:szCs w:val="20"/>
               </w:rPr>
-              <w:t xml:space="preserve">What do you think today's topic "Documentation — Comments, README &amp; Known Bugs" is about?</w:t>
+              <w:t xml:space="preserve">Today’s Goal: Explore and practice Documentation — Comments, README &amp; Known Bugs.</w:t>
             </w:r>
             <w:r>
               <w:rPr>
@@ -746,7 +746,7 @@
                 <w:sz w:val="20"/>
                 <w:szCs w:val="20"/>
               </w:rPr>
-              <w:t xml:space="preserve">What is one key concept you learned today?</w:t>
+              <w:t xml:space="preserve">Name one new thing you learned about Documentation — Comments, README &amp; Known Bugs today and one question you still have.</w:t>
             </w:r>
             <w:r>
               <w:rPr>

--- a/Video Game Design - year/Unit 8 - Capstone Project/Daily Lesson Plans/Word/Day 20.docx
+++ b/Video Game Design - year/Unit 8 - Capstone Project/Daily Lesson Plans/Word/Day 20.docx
@@ -342,6 +342,72 @@
             <w:r>
               <w:rPr>
                 <w:rFonts w:ascii="Arial" w:cs="Arial" w:eastAsia="Arial" w:hAnsi="Arial"/>
+                <w:b/>
+                <w:bCs/>
+                <w:i w:val="false"/>
+                <w:iCs w:val="false"/>
+                <w:color w:val="000000"/>
+                <w:sz w:val="20"/>
+                <w:szCs w:val="20"/>
+              </w:rPr>
+              <w:t xml:space="preserve">Vocabulary Preview — </w:t>
+            </w:r>
+            <w:r>
+              <w:rPr>
+                <w:rFonts w:ascii="Arial" w:cs="Arial" w:eastAsia="Arial" w:hAnsi="Arial"/>
+                <w:b w:val="false"/>
+                <w:bCs w:val="false"/>
+                <w:i w:val="false"/>
+                <w:iCs w:val="false"/>
+                <w:color w:val="000000"/>
+                <w:sz w:val="20"/>
+                <w:szCs w:val="20"/>
+              </w:rPr>
+              <w:t xml:space="preserve">terms we'll use today:</w:t>
+            </w:r>
+            <w:r>
+              <w:rPr>
+                <w:rFonts w:ascii="Arial" w:cs="Arial" w:eastAsia="Arial" w:hAnsi="Arial"/>
+                <w:sz w:val="20"/>
+                <w:szCs w:val="20"/>
+              </w:rPr>
+              <w:br/>
+              <w:t xml:space="preserve"/>
+            </w:r>
+            <w:r>
+              <w:rPr>
+                <w:rFonts w:ascii="Arial" w:cs="Arial" w:eastAsia="Arial" w:hAnsi="Arial"/>
+                <w:b w:val="false"/>
+                <w:bCs w:val="false"/>
+                <w:i w:val="false"/>
+                <w:iCs w:val="false"/>
+                <w:color w:val="000000"/>
+                <w:sz w:val="20"/>
+                <w:szCs w:val="20"/>
+              </w:rPr>
+              <w:t xml:space="preserve">    • Minutes 0-5   •   Minutes 5-40   •   Minutes 40-55</w:t>
+            </w:r>
+            <w:r>
+              <w:rPr>
+                <w:rFonts w:ascii="Arial" w:cs="Arial" w:eastAsia="Arial" w:hAnsi="Arial"/>
+                <w:sz w:val="20"/>
+                <w:szCs w:val="20"/>
+              </w:rPr>
+              <w:br/>
+              <w:t xml:space="preserve"/>
+            </w:r>
+            <w:r>
+              <w:rPr>
+                <w:rFonts w:ascii="Arial" w:cs="Arial" w:eastAsia="Arial" w:hAnsi="Arial"/>
+                <w:sz w:val="20"/>
+                <w:szCs w:val="20"/>
+              </w:rPr>
+              <w:br/>
+              <w:t xml:space="preserve"/>
+            </w:r>
+            <w:r>
+              <w:rPr>
+                <w:rFonts w:ascii="Arial" w:cs="Arial" w:eastAsia="Arial" w:hAnsi="Arial"/>
                 <w:b w:val="false"/>
                 <w:bCs w:val="false"/>
                 <w:i/>
@@ -474,6 +540,103 @@
             <w:r>
               <w:rPr>
                 <w:rFonts w:ascii="Arial" w:cs="Arial" w:eastAsia="Arial" w:hAnsi="Arial"/>
+                <w:b w:val="false"/>
+                <w:bCs w:val="false"/>
+                <w:i w:val="false"/>
+                <w:iCs w:val="false"/>
+                <w:color w:val="000000"/>
+                <w:sz w:val="20"/>
+                <w:szCs w:val="20"/>
+              </w:rPr>
+              <w:t xml:space="preserve">Documentation is 15 points on the rubric — don't leave them on the table. Good documentation also makes YOU look professional. Today you write summary comments in every script, create a README file, and honestly list known bugs.</w:t>
+            </w:r>
+            <w:r>
+              <w:rPr>
+                <w:rFonts w:ascii="Arial" w:cs="Arial" w:eastAsia="Arial" w:hAnsi="Arial"/>
+                <w:sz w:val="20"/>
+                <w:szCs w:val="20"/>
+              </w:rPr>
+              <w:br/>
+              <w:t xml:space="preserve"/>
+            </w:r>
+            <w:r>
+              <w:rPr>
+                <w:rFonts w:ascii="Arial" w:cs="Arial" w:eastAsia="Arial" w:hAnsi="Arial"/>
+                <w:b w:val="false"/>
+                <w:bCs w:val="false"/>
+                <w:i w:val="false"/>
+                <w:iCs w:val="false"/>
+                <w:color w:val="000000"/>
+                <w:sz w:val="20"/>
+                <w:szCs w:val="20"/>
+              </w:rPr>
+              <w:t xml:space="preserve">Minutes 0-5: Count your scripts. Write down which ones have NO comments yet.</w:t>
+            </w:r>
+            <w:r>
+              <w:rPr>
+                <w:rFonts w:ascii="Arial" w:cs="Arial" w:eastAsia="Arial" w:hAnsi="Arial"/>
+                <w:sz w:val="20"/>
+                <w:szCs w:val="20"/>
+              </w:rPr>
+              <w:br/>
+              <w:t xml:space="preserve"/>
+            </w:r>
+            <w:r>
+              <w:rPr>
+                <w:rFonts w:ascii="Arial" w:cs="Arial" w:eastAsia="Arial" w:hAnsi="Arial"/>
+                <w:sz w:val="20"/>
+                <w:szCs w:val="20"/>
+              </w:rPr>
+              <w:br/>
+              <w:t xml:space="preserve"/>
+            </w:r>
+            <w:r>
+              <w:rPr>
+                <w:rFonts w:ascii="Arial" w:cs="Arial" w:eastAsia="Arial" w:hAnsi="Arial"/>
+                <w:b/>
+                <w:bCs/>
+                <w:i w:val="false"/>
+                <w:iCs w:val="false"/>
+                <w:color w:val="000000"/>
+                <w:sz w:val="20"/>
+                <w:szCs w:val="20"/>
+              </w:rPr>
+              <w:t xml:space="preserve">Vocabulary: </w:t>
+            </w:r>
+            <w:r>
+              <w:rPr>
+                <w:rFonts w:ascii="Arial" w:cs="Arial" w:eastAsia="Arial" w:hAnsi="Arial"/>
+                <w:b w:val="false"/>
+                <w:bCs w:val="false"/>
+                <w:i w:val="false"/>
+                <w:iCs w:val="false"/>
+                <w:color w:val="000000"/>
+                <w:sz w:val="20"/>
+                <w:szCs w:val="20"/>
+              </w:rPr>
+              <w:t xml:space="preserve">Minutes 0-5, Minutes 5-40, Minutes 40-55</w:t>
+            </w:r>
+            <w:r>
+              <w:rPr>
+                <w:rFonts w:ascii="Arial" w:cs="Arial" w:eastAsia="Arial" w:hAnsi="Arial"/>
+                <w:sz w:val="20"/>
+                <w:szCs w:val="20"/>
+              </w:rPr>
+              <w:br/>
+              <w:t xml:space="preserve"/>
+            </w:r>
+            <w:r>
+              <w:rPr>
+                <w:rFonts w:ascii="Arial" w:cs="Arial" w:eastAsia="Arial" w:hAnsi="Arial"/>
+                <w:sz w:val="20"/>
+                <w:szCs w:val="20"/>
+              </w:rPr>
+              <w:br/>
+              <w:t xml:space="preserve"/>
+            </w:r>
+            <w:r>
+              <w:rPr>
+                <w:rFonts w:ascii="Arial" w:cs="Arial" w:eastAsia="Arial" w:hAnsi="Arial"/>
                 <w:b/>
                 <w:bCs/>
                 <w:i/>
@@ -561,7 +724,7 @@
                 <w:sz w:val="20"/>
                 <w:szCs w:val="20"/>
               </w:rPr>
-              <w:t xml:space="preserve">15–20 min</w:t>
+              <w:t xml:space="preserve">15 min</w:t>
             </w:r>
           </w:p>
         </w:tc>
@@ -596,7 +759,16 @@
                 <w:sz w:val="22"/>
                 <w:szCs w:val="22"/>
               </w:rPr>
-              <w:t xml:space="preserve">Independent Practice / Code Along</w:t>
+              <w:t xml:space="preserve">Guided Practice</w:t>
+            </w:r>
+            <w:r>
+              <w:rPr>
+                <w:rFonts w:ascii="Arial" w:cs="Arial" w:eastAsia="Arial" w:hAnsi="Arial"/>
+                <w:sz w:val="20"/>
+                <w:szCs w:val="20"/>
+              </w:rPr>
+              <w:br/>
+              <w:t xml:space="preserve"/>
             </w:r>
             <w:r>
               <w:rPr>
@@ -618,7 +790,11 @@
                 <w:sz w:val="20"/>
                 <w:szCs w:val="20"/>
               </w:rPr>
-              <w:t xml:space="preserve">    Work through problems from the day's exercise set.</w:t>
+              <w:t xml:space="preserve">- [ ] Every script has a header summary comment
+- [ ] Every public method has a comment
+- [ ] README.md or README.txt created in project folder
+- [ ] Known bugs list written and honest
+- [ ] Documentation saved and backed up</w:t>
             </w:r>
             <w:r>
               <w:rPr>
@@ -649,7 +825,7 @@
                 <w:sz w:val="20"/>
                 <w:szCs w:val="20"/>
               </w:rPr>
-              <w:t xml:space="preserve">→ Teacher circulates — offer hints, check for understanding.</w:t>
+              <w:t xml:space="preserve">→ Teacher models — students try alongside, then compare results.</w:t>
             </w:r>
           </w:p>
         </w:tc>
@@ -680,7 +856,7 @@
                 <w:sz w:val="20"/>
                 <w:szCs w:val="20"/>
               </w:rPr>
-              <w:t xml:space="preserve">5 min</w:t>
+              <w:t xml:space="preserve">15–20 min</w:t>
             </w:r>
           </w:p>
         </w:tc>
@@ -715,16 +891,7 @@
                 <w:sz w:val="22"/>
                 <w:szCs w:val="22"/>
               </w:rPr>
-              <w:t xml:space="preserve">Exit Ticket / Wrap-Up</w:t>
-            </w:r>
-            <w:r>
-              <w:rPr>
-                <w:rFonts w:ascii="Arial" w:cs="Arial" w:eastAsia="Arial" w:hAnsi="Arial"/>
-                <w:sz w:val="20"/>
-                <w:szCs w:val="20"/>
-              </w:rPr>
-              <w:br/>
-              <w:t xml:space="preserve"/>
+              <w:t xml:space="preserve">Independent Practice / Code Along</w:t>
             </w:r>
             <w:r>
               <w:rPr>
@@ -746,7 +913,29 @@
                 <w:sz w:val="20"/>
                 <w:szCs w:val="20"/>
               </w:rPr>
-              <w:t xml:space="preserve">Name one new thing you learned about Documentation — Comments, README &amp; Known Bugs today and one question you still have.</w:t>
+              <w:t xml:space="preserve">    Students apply today's concepts through the Documentation — Comments, README &amp; Known Bugs activities.</w:t>
+            </w:r>
+            <w:r>
+              <w:rPr>
+                <w:rFonts w:ascii="Arial" w:cs="Arial" w:eastAsia="Arial" w:hAnsi="Arial"/>
+                <w:sz w:val="20"/>
+                <w:szCs w:val="20"/>
+              </w:rPr>
+              <w:br/>
+              <w:t xml:space="preserve"/>
+            </w:r>
+            <w:r>
+              <w:rPr>
+                <w:rFonts w:ascii="Arial" w:cs="Arial" w:eastAsia="Arial" w:hAnsi="Arial"/>
+                <w:b w:val="false"/>
+                <w:bCs w:val="false"/>
+                <w:i w:val="false"/>
+                <w:iCs w:val="false"/>
+                <w:color w:val="000000"/>
+                <w:sz w:val="20"/>
+                <w:szCs w:val="20"/>
+              </w:rPr>
+              <w:t xml:space="preserve">    Work through the exercises, starting with guided examples.</w:t>
             </w:r>
             <w:r>
               <w:rPr>
@@ -777,6 +966,134 @@
                 <w:sz w:val="20"/>
                 <w:szCs w:val="20"/>
               </w:rPr>
+              <w:t xml:space="preserve">→ Teacher circulates — offer hints, check for understanding.</w:t>
+            </w:r>
+          </w:p>
+        </w:tc>
+      </w:tr>
+      <w:tr>
+        <w:tc>
+          <w:tcPr>
+            <w:tcW w:type="dxa" w:w="1800"/>
+            <w:tcBorders>
+              <w:top w:val="single" w:color="CCCCCC" w:sz="1"/>
+              <w:left w:val="single" w:color="CCCCCC" w:sz="1"/>
+              <w:bottom w:val="single" w:color="CCCCCC" w:sz="1"/>
+              <w:right w:val="single" w:color="CCCCCC" w:sz="1"/>
+            </w:tcBorders>
+            <w:tcMar>
+              <w:top w:type="dxa" w:w="80"/>
+              <w:left w:type="dxa" w:w="120"/>
+              <w:bottom w:type="dxa" w:w="80"/>
+              <w:right w:type="dxa" w:w="120"/>
+            </w:tcMar>
+          </w:tcPr>
+          <w:p>
+            <w:r>
+              <w:rPr>
+                <w:rFonts w:ascii="Arial" w:cs="Arial" w:eastAsia="Arial" w:hAnsi="Arial"/>
+                <w:b/>
+                <w:bCs/>
+                <w:sz w:val="20"/>
+                <w:szCs w:val="20"/>
+              </w:rPr>
+              <w:t xml:space="preserve">5 min</w:t>
+            </w:r>
+          </w:p>
+        </w:tc>
+        <w:tc>
+          <w:tcPr>
+            <w:tcW w:type="dxa" w:w="7560"/>
+            <w:tcBorders>
+              <w:top w:val="single" w:color="CCCCCC" w:sz="1"/>
+              <w:left w:val="single" w:color="CCCCCC" w:sz="1"/>
+              <w:bottom w:val="single" w:color="CCCCCC" w:sz="1"/>
+              <w:right w:val="single" w:color="CCCCCC" w:sz="1"/>
+            </w:tcBorders>
+            <w:tcMar>
+              <w:top w:type="dxa" w:w="80"/>
+              <w:left w:type="dxa" w:w="120"/>
+              <w:bottom w:type="dxa" w:w="80"/>
+              <w:right w:type="dxa" w:w="120"/>
+            </w:tcMar>
+          </w:tcPr>
+          <w:p>
+            <w:pPr>
+              <w:spacing w:after="80" w:before="80"/>
+            </w:pPr>
+            <w:r>
+              <w:rPr>
+                <w:rFonts w:ascii="Arial" w:cs="Arial" w:eastAsia="Arial" w:hAnsi="Arial"/>
+                <w:b/>
+                <w:bCs/>
+                <w:i w:val="false"/>
+                <w:iCs w:val="false"/>
+                <w:color w:val="000000"/>
+                <w:sz w:val="22"/>
+                <w:szCs w:val="22"/>
+              </w:rPr>
+              <w:t xml:space="preserve">Exit Ticket / Wrap-Up</w:t>
+            </w:r>
+            <w:r>
+              <w:rPr>
+                <w:rFonts w:ascii="Arial" w:cs="Arial" w:eastAsia="Arial" w:hAnsi="Arial"/>
+                <w:sz w:val="20"/>
+                <w:szCs w:val="20"/>
+              </w:rPr>
+              <w:br/>
+              <w:t xml:space="preserve"/>
+            </w:r>
+            <w:r>
+              <w:rPr>
+                <w:rFonts w:ascii="Arial" w:cs="Arial" w:eastAsia="Arial" w:hAnsi="Arial"/>
+                <w:sz w:val="20"/>
+                <w:szCs w:val="20"/>
+              </w:rPr>
+              <w:br/>
+              <w:t xml:space="preserve"/>
+            </w:r>
+            <w:r>
+              <w:rPr>
+                <w:rFonts w:ascii="Arial" w:cs="Arial" w:eastAsia="Arial" w:hAnsi="Arial"/>
+                <w:b w:val="false"/>
+                <w:bCs w:val="false"/>
+                <w:i w:val="false"/>
+                <w:iCs w:val="false"/>
+                <w:color w:val="000000"/>
+                <w:sz w:val="20"/>
+                <w:szCs w:val="20"/>
+              </w:rPr>
+              <w:t xml:space="preserve">Name one new thing you learned about Documentation — Comments, README &amp; Known Bugs today and one question you still have.</w:t>
+            </w:r>
+            <w:r>
+              <w:rPr>
+                <w:rFonts w:ascii="Arial" w:cs="Arial" w:eastAsia="Arial" w:hAnsi="Arial"/>
+                <w:sz w:val="20"/>
+                <w:szCs w:val="20"/>
+              </w:rPr>
+              <w:br/>
+              <w:t xml:space="preserve"/>
+            </w:r>
+            <w:r>
+              <w:rPr>
+                <w:rFonts w:ascii="Arial" w:cs="Arial" w:eastAsia="Arial" w:hAnsi="Arial"/>
+                <w:sz w:val="20"/>
+                <w:szCs w:val="20"/>
+              </w:rPr>
+              <w:br/>
+              <w:t xml:space="preserve"/>
+            </w:r>
+            <w:r>
+              <w:rPr>
+                <w:rFonts w:ascii="Arial" w:cs="Arial" w:eastAsia="Arial" w:hAnsi="Arial"/>
+                <w:b w:val="false"/>
+                <w:bCs w:val="false"/>
+                <w:i/>
+                <w:iCs/>
+                <w:color w:val="555555"/>
+                <w:sz w:val="20"/>
+                <w:szCs w:val="20"/>
+              </w:rPr>
               <w:t xml:space="preserve">→ 3–2–1: Name 3 things learned, 2 new vocab words, 1 question you still have.</w:t>
             </w:r>
           </w:p>
@@ -786,6 +1103,82 @@
     <w:p>
       <w:pPr>
         <w:spacing w:after="200"/>
+      </w:pPr>
+    </w:p>
+    <w:p>
+      <w:pPr>
+        <w:pBdr>
+          <w:bottom w:val="single" w:color="5B2D8E" w:sz="4" w:space="4"/>
+        </w:pBdr>
+        <w:spacing w:after="100" w:before="120"/>
+      </w:pPr>
+      <w:r>
+        <w:rPr>
+          <w:rFonts w:ascii="Arial" w:cs="Arial" w:eastAsia="Arial" w:hAnsi="Arial"/>
+          <w:b/>
+          <w:bCs/>
+          <w:color w:val="5B2D8E"/>
+          <w:sz w:val="24"/>
+          <w:szCs w:val="24"/>
+        </w:rPr>
+        <w:t xml:space="preserve">Key Concepts</w:t>
+      </w:r>
+    </w:p>
+    <w:p>
+      <w:pPr>
+        <w:spacing w:after="60"/>
+      </w:pPr>
+      <w:r>
+        <w:rPr>
+          <w:rFonts w:ascii="Arial" w:cs="Arial" w:eastAsia="Arial" w:hAnsi="Arial"/>
+          <w:sz w:val="20"/>
+          <w:szCs w:val="20"/>
+        </w:rPr>
+        <w:t xml:space="preserve">Documentation is 15 points on the rubric — don't leave them on the table. Good documentation also makes YOU look professional. Today you write summary comments in every script, create a README file, and honestly list known bugs.</w:t>
+      </w:r>
+    </w:p>
+    <w:p>
+      <w:pPr>
+        <w:spacing w:after="60"/>
+      </w:pPr>
+      <w:r>
+        <w:rPr>
+          <w:rFonts w:ascii="Arial" w:cs="Arial" w:eastAsia="Arial" w:hAnsi="Arial"/>
+          <w:sz w:val="20"/>
+          <w:szCs w:val="20"/>
+        </w:rPr>
+        <w:t xml:space="preserve">Minutes 0-5: Count your scripts. Write down which ones have NO comments yet.</w:t>
+      </w:r>
+    </w:p>
+    <w:p>
+      <w:pPr>
+        <w:spacing w:after="60"/>
+      </w:pPr>
+      <w:r>
+        <w:rPr>
+          <w:rFonts w:ascii="Arial" w:cs="Arial" w:eastAsia="Arial" w:hAnsi="Arial"/>
+          <w:sz w:val="20"/>
+          <w:szCs w:val="20"/>
+        </w:rPr>
+        <w:t xml:space="preserve">Minutes 5-40: Add XML summary comments to every public method. Write README.</w:t>
+      </w:r>
+    </w:p>
+    <w:p>
+      <w:pPr>
+        <w:spacing w:after="60"/>
+      </w:pPr>
+      <w:r>
+        <w:rPr>
+          <w:rFonts w:ascii="Arial" w:cs="Arial" w:eastAsia="Arial" w:hAnsi="Arial"/>
+          <w:sz w:val="20"/>
+          <w:szCs w:val="20"/>
+        </w:rPr>
+        <w:t xml:space="preserve">Minutes 40-55: Write the Known Bugs list. A well-documented bug is better than a hidden one.</w:t>
+      </w:r>
+    </w:p>
+    <w:p>
+      <w:pPr>
+        <w:spacing w:after="160"/>
       </w:pPr>
     </w:p>
     <w:p>
@@ -1511,6 +1904,95 @@
     <w:p>
       <w:pPr>
         <w:spacing w:after="120"/>
+      </w:pPr>
+    </w:p>
+    <w:p>
+      <w:pPr>
+        <w:pBdr>
+          <w:bottom w:val="single" w:color="5B2D8E" w:sz="4" w:space="4"/>
+        </w:pBdr>
+        <w:spacing w:after="100" w:before="120"/>
+      </w:pPr>
+      <w:r>
+        <w:rPr>
+          <w:rFonts w:ascii="Arial" w:cs="Arial" w:eastAsia="Arial" w:hAnsi="Arial"/>
+          <w:b/>
+          <w:bCs/>
+          <w:color w:val="5B2D8E"/>
+          <w:sz w:val="24"/>
+          <w:szCs w:val="24"/>
+        </w:rPr>
+        <w:t xml:space="preserve">Guided Practice</w:t>
+      </w:r>
+    </w:p>
+    <w:p>
+      <w:pPr>
+        <w:spacing w:after="60"/>
+      </w:pPr>
+      <w:r>
+        <w:rPr>
+          <w:rFonts w:ascii="Arial" w:cs="Arial" w:eastAsia="Arial" w:hAnsi="Arial"/>
+          <w:sz w:val="20"/>
+          <w:szCs w:val="20"/>
+        </w:rPr>
+        <w:t xml:space="preserve">- [ ] Every script has a header summary comment</w:t>
+      </w:r>
+    </w:p>
+    <w:p>
+      <w:pPr>
+        <w:spacing w:after="60"/>
+      </w:pPr>
+      <w:r>
+        <w:rPr>
+          <w:rFonts w:ascii="Arial" w:cs="Arial" w:eastAsia="Arial" w:hAnsi="Arial"/>
+          <w:sz w:val="20"/>
+          <w:szCs w:val="20"/>
+        </w:rPr>
+        <w:t xml:space="preserve">- [ ] Every public method has a comment</w:t>
+      </w:r>
+    </w:p>
+    <w:p>
+      <w:pPr>
+        <w:spacing w:after="60"/>
+      </w:pPr>
+      <w:r>
+        <w:rPr>
+          <w:rFonts w:ascii="Arial" w:cs="Arial" w:eastAsia="Arial" w:hAnsi="Arial"/>
+          <w:sz w:val="20"/>
+          <w:szCs w:val="20"/>
+        </w:rPr>
+        <w:t xml:space="preserve">- [ ] README.md or README.txt created in project folder</w:t>
+      </w:r>
+    </w:p>
+    <w:p>
+      <w:pPr>
+        <w:spacing w:after="60"/>
+      </w:pPr>
+      <w:r>
+        <w:rPr>
+          <w:rFonts w:ascii="Arial" w:cs="Arial" w:eastAsia="Arial" w:hAnsi="Arial"/>
+          <w:sz w:val="20"/>
+          <w:szCs w:val="20"/>
+        </w:rPr>
+        <w:t xml:space="preserve">- [ ] Known bugs list written and honest</w:t>
+      </w:r>
+    </w:p>
+    <w:p>
+      <w:pPr>
+        <w:spacing w:after="60"/>
+      </w:pPr>
+      <w:r>
+        <w:rPr>
+          <w:rFonts w:ascii="Arial" w:cs="Arial" w:eastAsia="Arial" w:hAnsi="Arial"/>
+          <w:sz w:val="20"/>
+          <w:szCs w:val="20"/>
+        </w:rPr>
+        <w:t xml:space="preserve">- [ ] Documentation saved and backed up</w:t>
+      </w:r>
+    </w:p>
+    <w:p>
+      <w:pPr>
+        <w:spacing w:after="160"/>
       </w:pPr>
     </w:p>
     <w:p>
